--- a/site/files/Phase-Protocol-227-The Quinn The Skyhook Buoy and the Elevated Light Doctrine (Thrust-Held Moon Crane, Ship-to-Ship Tether Line, Drone-Deployed Landing Lights, the Tethered Moon-Ball; Lights Before Landings)- Gemini Protocols.docx
+++ b/site/files/Phase-Protocol-227-The Quinn The Skyhook Buoy and the Elevated Light Doctrine (Thrust-Held Moon Crane, Ship-to-Ship Tether Line, Drone-Deployed Landing Lights, the Tethered Moon-Ball; Lights Before Landings)- Gemini Protocols.docx
@@ -1106,7 +1106,7 @@
         <w:rPr>
           <w:sz w:val="22"/>
         </w:rPr>
-        <w:t xml:space="preserve">THE COST INVERSION — THE INSIGHT NOBODY ELSE HAS: everyone else's coolant is LAUNCH mass, taxed by the rocket equation (his words: 'the weight of the liquid nitrogen tanks is too great to take up'). This ship's coolant rides the logistics that already exist — down-freight on a pod that was coming home anyway, or up-leg backhaul on the routine carry. CONFIRMED BY ARITHMETIC: ice at -20C through melt to steam absorbs ~2.7-3 MJ/kg, most of it in the phase changes; LEO reentry carries ~30 MJ per kg of ship but only ~1-2% couples into the skin (the shock wave takes the rest); a few tonnes of water drinks a shuttle-class V2's whole absorbed load — and a 3 x 3 m pod is 27 m3. 'Cost wise covered and then some' — graded TRUE.</w:t>
+        <w:t>THE COST INVERSION — THE INSIGHT NOBODY ELSE HAS: everyone else's coolant is LAUNCH mass, taxed by the rocket equation (his words: 'the weight of the liquid nitrogen tanks is too great to take up'). This ship's coolant rides the logistics that already exist — down-freight on a pod that was coming home anyway, or up-leg backhaul on the routine carry. CONFIRMED BY ARITHMETIC: ice at -20C through melt to steam absorbs ~2.7-3 MJ/kg, most of it in the phase changes; LEO reentry carries ~30 MJ per kg of ship but only ~1-2% couples into the skin (the shock wave takes the rest); a few tonnes of water drinks the whole absorbed load of our own pod class — we are not close to shuttle weight — and a 3 x 3 m pod is 27 m3. 'Cost wise covered and then some' — graded TRUE.</w:t>
       </w:r>
     </w:p>
     <w:p>
